--- a/docs/a traduire/annexes/en/Annex_E_AI_Method_Amplifier_EN.docx
+++ b/docs/a traduire/annexes/en/Annex_E_AI_Method_Amplifier_EN.docx
@@ -100,7 +100,7 @@
                 <w:color w:val="1A2744"/>
                 <w:sz w:val="22"/>
               </w:rPr>
-              <w:t>76.9% of global operational AI compute = USA</w:t>
+              <w:t>78.9% of global operational AI compute = USA</w:t>
             </w:r>
           </w:p>
         </w:tc>
@@ -140,7 +140,7 @@
                 <w:color w:val="1A2744"/>
                 <w:sz w:val="22"/>
               </w:rPr>
-              <w:t>3.46:1 CACI US/EU ratio (Power Mode)</w:t>
+              <w:t>3.64:1 CACI US/EU ratio (Power Mode)</w:t>
             </w:r>
           </w:p>
         </w:tc>
@@ -425,7 +425,7 @@
           <w:color w:val="202020"/>
           <w:sz w:val="22"/>
         </w:rPr>
-        <w:t>We are not entering an economy of assisted laziness. We are entering an economy of cognitive density, and the level of demand will rise as fast as the models progress. For European professionals, the imperative is to compensate for infrastructure asymmetry (CACI ratio US/EU 3.46:1) with methodological superiority. Method becomes the strategic weapon of the compute-deprived jurisdiction.</w:t>
+        <w:t>We are not entering an economy of assisted laziness. We are entering an economy of cognitive density, and the level of demand will rise as fast as the models progress. For European professionals, the imperative is to compensate for infrastructure asymmetry (CACI ratio US/EU 3.64:1) with methodological superiority. Method becomes the strategic weapon of the compute-deprived jurisdiction.</w:t>
       </w:r>
     </w:p>
     <w:p>

--- a/docs/a traduire/annexes/en/Annex_E_AI_Method_Amplifier_EN.docx
+++ b/docs/a traduire/annexes/en/Annex_E_AI_Method_Amplifier_EN.docx
@@ -140,7 +140,7 @@
                 <w:color w:val="1A2744"/>
                 <w:sz w:val="22"/>
               </w:rPr>
-              <w:t>3.64:1 CACI US/EU ratio (Power Mode)</w:t>
+              <w:t>3.47:1 CACI US/EU ratio (Power Mode)</w:t>
             </w:r>
           </w:p>
         </w:tc>
@@ -425,7 +425,7 @@
           <w:color w:val="202020"/>
           <w:sz w:val="22"/>
         </w:rPr>
-        <w:t>We are not entering an economy of assisted laziness. We are entering an economy of cognitive density, and the level of demand will rise as fast as the models progress. For European professionals, the imperative is to compensate for infrastructure asymmetry (CACI ratio US/EU 3.64:1) with methodological superiority. Method becomes the strategic weapon of the compute-deprived jurisdiction.</w:t>
+        <w:t>We are not entering an economy of assisted laziness. We are entering an economy of cognitive density, and the level of demand will rise as fast as the models progress. For European professionals, the imperative is to compensate for infrastructure asymmetry (CACI ratio US/EU 3.47:1) with methodological superiority. Method becomes the strategic weapon of the compute-deprived jurisdiction.</w:t>
       </w:r>
     </w:p>
     <w:p>
